--- a/klagomål/A 55952-2024 FSC-klagomål.docx
+++ b/klagomål/A 55952-2024 FSC-klagomål.docx
@@ -663,7 +663,7 @@
     <w:r>
       <w:tab/>
       <w:tab/>
-      <w:t>2026-09-14</w:t>
+      <w:t>2026-09-15</w:t>
       <w:br/>
       <w:br/>
     </w:r>

--- a/klagomål/A 55952-2024 FSC-klagomål.docx
+++ b/klagomål/A 55952-2024 FSC-klagomål.docx
@@ -663,7 +663,7 @@
     <w:r>
       <w:tab/>
       <w:tab/>
-      <w:t>2026-09-15</w:t>
+      <w:t>2026-09-16</w:t>
       <w:br/>
       <w:br/>
     </w:r>

--- a/klagomål/A 55952-2024 FSC-klagomål.docx
+++ b/klagomål/A 55952-2024 FSC-klagomål.docx
@@ -663,7 +663,7 @@
     <w:r>
       <w:tab/>
       <w:tab/>
-      <w:t>2026-09-16</w:t>
+      <w:t>2026-09-17</w:t>
       <w:br/>
       <w:br/>
     </w:r>

--- a/klagomål/A 55952-2024 FSC-klagomål.docx
+++ b/klagomål/A 55952-2024 FSC-klagomål.docx
@@ -663,7 +663,7 @@
     <w:r>
       <w:tab/>
       <w:tab/>
-      <w:t>2026-09-17</w:t>
+      <w:t>2026-09-18</w:t>
       <w:br/>
       <w:br/>
     </w:r>

--- a/klagomål/A 55952-2024 FSC-klagomål.docx
+++ b/klagomål/A 55952-2024 FSC-klagomål.docx
@@ -663,7 +663,7 @@
     <w:r>
       <w:tab/>
       <w:tab/>
-      <w:t>2026-09-18</w:t>
+      <w:t>2026-09-19</w:t>
       <w:br/>
       <w:br/>
     </w:r>

--- a/klagomål/A 55952-2024 FSC-klagomål.docx
+++ b/klagomål/A 55952-2024 FSC-klagomål.docx
@@ -663,7 +663,7 @@
     <w:r>
       <w:tab/>
       <w:tab/>
-      <w:t>2026-09-19</w:t>
+      <w:t>2026-09-21</w:t>
       <w:br/>
       <w:br/>
     </w:r>

--- a/klagomål/A 55952-2024 FSC-klagomål.docx
+++ b/klagomål/A 55952-2024 FSC-klagomål.docx
@@ -663,7 +663,7 @@
     <w:r>
       <w:tab/>
       <w:tab/>
-      <w:t>2026-09-21</w:t>
+      <w:t>2026-09-23</w:t>
       <w:br/>
       <w:br/>
     </w:r>

--- a/klagomål/A 55952-2024 FSC-klagomål.docx
+++ b/klagomål/A 55952-2024 FSC-klagomål.docx
@@ -663,7 +663,7 @@
     <w:r>
       <w:tab/>
       <w:tab/>
-      <w:t>2026-09-23</w:t>
+      <w:t>2026-09-24</w:t>
       <w:br/>
       <w:br/>
     </w:r>

--- a/klagomål/A 55952-2024 FSC-klagomål.docx
+++ b/klagomål/A 55952-2024 FSC-klagomål.docx
@@ -663,7 +663,7 @@
     <w:r>
       <w:tab/>
       <w:tab/>
-      <w:t>2026-09-24</w:t>
+      <w:t>2026-09-25</w:t>
       <w:br/>
       <w:br/>
     </w:r>

--- a/klagomål/A 55952-2024 FSC-klagomål.docx
+++ b/klagomål/A 55952-2024 FSC-klagomål.docx
@@ -663,7 +663,7 @@
     <w:r>
       <w:tab/>
       <w:tab/>
-      <w:t>2026-09-25</w:t>
+      <w:t>2026-09-26</w:t>
       <w:br/>
       <w:br/>
     </w:r>

--- a/klagomål/A 55952-2024 FSC-klagomål.docx
+++ b/klagomål/A 55952-2024 FSC-klagomål.docx
@@ -663,7 +663,7 @@
     <w:r>
       <w:tab/>
       <w:tab/>
-      <w:t>2026-09-26</w:t>
+      <w:t>2026-09-27</w:t>
       <w:br/>
       <w:br/>
     </w:r>

--- a/klagomål/A 55952-2024 FSC-klagomål.docx
+++ b/klagomål/A 55952-2024 FSC-klagomål.docx
@@ -663,7 +663,7 @@
     <w:r>
       <w:tab/>
       <w:tab/>
-      <w:t>2026-09-27</w:t>
+      <w:t>2026-09-28</w:t>
       <w:br/>
       <w:br/>
     </w:r>

--- a/klagomål/A 55952-2024 FSC-klagomål.docx
+++ b/klagomål/A 55952-2024 FSC-klagomål.docx
@@ -663,7 +663,7 @@
     <w:r>
       <w:tab/>
       <w:tab/>
-      <w:t>2026-09-28</w:t>
+      <w:t>2026-09-29</w:t>
       <w:br/>
       <w:br/>
     </w:r>

--- a/klagomål/A 55952-2024 FSC-klagomål.docx
+++ b/klagomål/A 55952-2024 FSC-klagomål.docx
@@ -663,7 +663,7 @@
     <w:r>
       <w:tab/>
       <w:tab/>
-      <w:t>2026-09-29</w:t>
+      <w:t>2026-09-30</w:t>
       <w:br/>
       <w:br/>
     </w:r>

--- a/klagomål/A 55952-2024 FSC-klagomål.docx
+++ b/klagomål/A 55952-2024 FSC-klagomål.docx
@@ -663,7 +663,7 @@
     <w:r>
       <w:tab/>
       <w:tab/>
-      <w:t>2026-09-30</w:t>
+      <w:t>2026-10-01</w:t>
       <w:br/>
       <w:br/>
     </w:r>

--- a/klagomål/A 55952-2024 FSC-klagomål.docx
+++ b/klagomål/A 55952-2024 FSC-klagomål.docx
@@ -663,7 +663,7 @@
     <w:r>
       <w:tab/>
       <w:tab/>
-      <w:t>2026-10-01</w:t>
+      <w:t>2026-10-02</w:t>
       <w:br/>
       <w:br/>
     </w:r>

--- a/klagomål/A 55952-2024 FSC-klagomål.docx
+++ b/klagomål/A 55952-2024 FSC-klagomål.docx
@@ -663,7 +663,7 @@
     <w:r>
       <w:tab/>
       <w:tab/>
-      <w:t>2026-10-02</w:t>
+      <w:t>2026-10-03</w:t>
       <w:br/>
       <w:br/>
     </w:r>

--- a/klagomål/A 55952-2024 FSC-klagomål.docx
+++ b/klagomål/A 55952-2024 FSC-klagomål.docx
@@ -663,7 +663,7 @@
     <w:r>
       <w:tab/>
       <w:tab/>
-      <w:t>2026-10-03</w:t>
+      <w:t>2026-10-04</w:t>
       <w:br/>
       <w:br/>
     </w:r>

--- a/klagomål/A 55952-2024 FSC-klagomål.docx
+++ b/klagomål/A 55952-2024 FSC-klagomål.docx
@@ -663,7 +663,7 @@
     <w:r>
       <w:tab/>
       <w:tab/>
-      <w:t>2026-10-04</w:t>
+      <w:t>2026-10-05</w:t>
       <w:br/>
       <w:br/>
     </w:r>

--- a/klagomål/A 55952-2024 FSC-klagomål.docx
+++ b/klagomål/A 55952-2024 FSC-klagomål.docx
@@ -663,7 +663,7 @@
     <w:r>
       <w:tab/>
       <w:tab/>
-      <w:t>2026-10-05</w:t>
+      <w:t>2026-10-06</w:t>
       <w:br/>
       <w:br/>
     </w:r>

--- a/klagomål/A 55952-2024 FSC-klagomål.docx
+++ b/klagomål/A 55952-2024 FSC-klagomål.docx
@@ -663,7 +663,7 @@
     <w:r>
       <w:tab/>
       <w:tab/>
-      <w:t>2026-10-06</w:t>
+      <w:t>2026-10-07</w:t>
       <w:br/>
       <w:br/>
     </w:r>

--- a/klagomål/A 55952-2024 FSC-klagomål.docx
+++ b/klagomål/A 55952-2024 FSC-klagomål.docx
@@ -663,7 +663,7 @@
     <w:r>
       <w:tab/>
       <w:tab/>
-      <w:t>2026-10-07</w:t>
+      <w:t>2026-10-08</w:t>
       <w:br/>
       <w:br/>
     </w:r>

--- a/klagomål/A 55952-2024 FSC-klagomål.docx
+++ b/klagomål/A 55952-2024 FSC-klagomål.docx
@@ -663,7 +663,7 @@
     <w:r>
       <w:tab/>
       <w:tab/>
-      <w:t>2026-10-08</w:t>
+      <w:t>2026-10-09</w:t>
       <w:br/>
       <w:br/>
     </w:r>

--- a/klagomål/A 55952-2024 FSC-klagomål.docx
+++ b/klagomål/A 55952-2024 FSC-klagomål.docx
@@ -663,7 +663,7 @@
     <w:r>
       <w:tab/>
       <w:tab/>
-      <w:t>2026-10-09</w:t>
+      <w:t>2026-10-10</w:t>
       <w:br/>
       <w:br/>
     </w:r>

--- a/klagomål/A 55952-2024 FSC-klagomål.docx
+++ b/klagomål/A 55952-2024 FSC-klagomål.docx
@@ -663,7 +663,7 @@
     <w:r>
       <w:tab/>
       <w:tab/>
-      <w:t>2026-10-10</w:t>
+      <w:t>2026-10-11</w:t>
       <w:br/>
       <w:br/>
     </w:r>

--- a/klagomål/A 55952-2024 FSC-klagomål.docx
+++ b/klagomål/A 55952-2024 FSC-klagomål.docx
@@ -663,7 +663,7 @@
     <w:r>
       <w:tab/>
       <w:tab/>
-      <w:t>2026-10-11</w:t>
+      <w:t>2026-10-12</w:t>
       <w:br/>
       <w:br/>
     </w:r>

--- a/klagomål/A 55952-2024 FSC-klagomål.docx
+++ b/klagomål/A 55952-2024 FSC-klagomål.docx
@@ -663,7 +663,7 @@
     <w:r>
       <w:tab/>
       <w:tab/>
-      <w:t>2026-10-12</w:t>
+      <w:t>2026-10-13</w:t>
       <w:br/>
       <w:br/>
     </w:r>

--- a/klagomål/A 55952-2024 FSC-klagomål.docx
+++ b/klagomål/A 55952-2024 FSC-klagomål.docx
@@ -663,7 +663,7 @@
     <w:r>
       <w:tab/>
       <w:tab/>
-      <w:t>2026-10-13</w:t>
+      <w:t>2026-10-14</w:t>
       <w:br/>
       <w:br/>
     </w:r>

--- a/klagomål/A 55952-2024 FSC-klagomål.docx
+++ b/klagomål/A 55952-2024 FSC-klagomål.docx
@@ -663,7 +663,7 @@
     <w:r>
       <w:tab/>
       <w:tab/>
-      <w:t>2026-10-14</w:t>
+      <w:t>2026-10-15</w:t>
       <w:br/>
       <w:br/>
     </w:r>

--- a/klagomål/A 55952-2024 FSC-klagomål.docx
+++ b/klagomål/A 55952-2024 FSC-klagomål.docx
@@ -663,7 +663,7 @@
     <w:r>
       <w:tab/>
       <w:tab/>
-      <w:t>2026-10-15</w:t>
+      <w:t>2026-10-16</w:t>
       <w:br/>
       <w:br/>
     </w:r>

--- a/klagomål/A 55952-2024 FSC-klagomål.docx
+++ b/klagomål/A 55952-2024 FSC-klagomål.docx
@@ -663,7 +663,7 @@
     <w:r>
       <w:tab/>
       <w:tab/>
-      <w:t>2026-10-16</w:t>
+      <w:t>2026-10-17</w:t>
       <w:br/>
       <w:br/>
     </w:r>

--- a/klagomål/A 55952-2024 FSC-klagomål.docx
+++ b/klagomål/A 55952-2024 FSC-klagomål.docx
@@ -663,7 +663,7 @@
     <w:r>
       <w:tab/>
       <w:tab/>
-      <w:t>2026-10-17</w:t>
+      <w:t>2026-10-18</w:t>
       <w:br/>
       <w:br/>
     </w:r>

--- a/klagomål/A 55952-2024 FSC-klagomål.docx
+++ b/klagomål/A 55952-2024 FSC-klagomål.docx
@@ -663,7 +663,7 @@
     <w:r>
       <w:tab/>
       <w:tab/>
-      <w:t>2026-10-18</w:t>
+      <w:t>2026-10-19</w:t>
       <w:br/>
       <w:br/>
     </w:r>

--- a/klagomål/A 55952-2024 FSC-klagomål.docx
+++ b/klagomål/A 55952-2024 FSC-klagomål.docx
@@ -663,7 +663,7 @@
     <w:r>
       <w:tab/>
       <w:tab/>
-      <w:t>2026-10-19</w:t>
+      <w:t>2026-10-20</w:t>
       <w:br/>
       <w:br/>
     </w:r>

--- a/klagomål/A 55952-2024 FSC-klagomål.docx
+++ b/klagomål/A 55952-2024 FSC-klagomål.docx
@@ -663,7 +663,7 @@
     <w:r>
       <w:tab/>
       <w:tab/>
-      <w:t>2026-10-20</w:t>
+      <w:t>2026-10-21</w:t>
       <w:br/>
       <w:br/>
     </w:r>

--- a/klagomål/A 55952-2024 FSC-klagomål.docx
+++ b/klagomål/A 55952-2024 FSC-klagomål.docx
@@ -663,7 +663,7 @@
     <w:r>
       <w:tab/>
       <w:tab/>
-      <w:t>2026-10-21</w:t>
+      <w:t>2026-10-22</w:t>
       <w:br/>
       <w:br/>
     </w:r>

--- a/klagomål/A 55952-2024 FSC-klagomål.docx
+++ b/klagomål/A 55952-2024 FSC-klagomål.docx
@@ -663,7 +663,7 @@
     <w:r>
       <w:tab/>
       <w:tab/>
-      <w:t>2026-10-22</w:t>
+      <w:t>2026-10-23</w:t>
       <w:br/>
       <w:br/>
     </w:r>

--- a/klagomål/A 55952-2024 FSC-klagomål.docx
+++ b/klagomål/A 55952-2024 FSC-klagomål.docx
@@ -663,7 +663,7 @@
     <w:r>
       <w:tab/>
       <w:tab/>
-      <w:t>2026-10-23</w:t>
+      <w:t>2026-10-24</w:t>
       <w:br/>
       <w:br/>
     </w:r>

--- a/klagomål/A 55952-2024 FSC-klagomål.docx
+++ b/klagomål/A 55952-2024 FSC-klagomål.docx
@@ -216,12 +216,12 @@
         <w:spacing w:after="240"/>
       </w:pPr>
       <w:r>
-        <w:t>Figur 1. Fyndplatser för naturvårdsarter inom 25 meter från avverkningsanmälan. Markörer utan svart kant är placerade på fyndplatsen. Markörer med svart kant är placerade vid sidan av fyndplatsen och har ett svart streck som visar fyndplatsens exakta position. Kartans mittpunktskoordinat är N 6659891, E 694286 i SWEREF 99 TM.</w:t>
+        <w:t>Figur 1. Fyndplatser för naturvårdsarter i och inom 25 meter från avverkningsanmälan. Markörer utan svart kant är placerade på fyndplatsen. Markörer med svart kant är placerade vid sidan av fyndplatsen och har ett svart streck som visar fyndplatsens exakta position. Kartans mittpunktskoordinat är N 6659891, E 694286 i SWEREF 99 TM.</w:t>
       </w:r>
     </w:p>
     <w:p>
       <w:r>
-        <w:t>Inom 25 meter från avverkningsanmälan finns fynd av 1 naturvårdsarter, varav 1 är rödlistad och 1 är fridlyst: asknätfjäril (EN, §4a). Se Figur 1.</w:t>
+        <w:t>I och inom 25 meter från avverkningsanmälan finns fynd av 1 naturvårdsarter, varav 1 är rödlistad och 1 är fridlyst: asknätfjäril (EN, §4a). Se Figur 1.</w:t>
       </w:r>
     </w:p>
     <w:p>
@@ -663,7 +663,7 @@
     <w:r>
       <w:tab/>
       <w:tab/>
-      <w:t>2026-10-24</w:t>
+      <w:t>2026-10-25</w:t>
       <w:br/>
       <w:br/>
     </w:r>

--- a/klagomål/A 55952-2024 FSC-klagomål.docx
+++ b/klagomål/A 55952-2024 FSC-klagomål.docx
@@ -663,7 +663,7 @@
     <w:r>
       <w:tab/>
       <w:tab/>
-      <w:t>2026-10-25</w:t>
+      <w:t>2026-10-26</w:t>
       <w:br/>
       <w:br/>
     </w:r>

--- a/klagomål/A 55952-2024 FSC-klagomål.docx
+++ b/klagomål/A 55952-2024 FSC-klagomål.docx
@@ -663,7 +663,7 @@
     <w:r>
       <w:tab/>
       <w:tab/>
-      <w:t>2026-10-26</w:t>
+      <w:t>2026-10-27</w:t>
       <w:br/>
       <w:br/>
     </w:r>

--- a/klagomål/A 55952-2024 FSC-klagomål.docx
+++ b/klagomål/A 55952-2024 FSC-klagomål.docx
@@ -663,7 +663,7 @@
     <w:r>
       <w:tab/>
       <w:tab/>
-      <w:t>2026-10-27</w:t>
+      <w:t>2026-10-28</w:t>
       <w:br/>
       <w:br/>
     </w:r>

--- a/klagomål/A 55952-2024 FSC-klagomål.docx
+++ b/klagomål/A 55952-2024 FSC-klagomål.docx
@@ -663,7 +663,7 @@
     <w:r>
       <w:tab/>
       <w:tab/>
-      <w:t>2026-10-28</w:t>
+      <w:t>2026-10-29</w:t>
       <w:br/>
       <w:br/>
     </w:r>

--- a/klagomål/A 55952-2024 FSC-klagomål.docx
+++ b/klagomål/A 55952-2024 FSC-klagomål.docx
@@ -663,7 +663,7 @@
     <w:r>
       <w:tab/>
       <w:tab/>
-      <w:t>2026-10-29</w:t>
+      <w:t>2026-10-31</w:t>
       <w:br/>
       <w:br/>
     </w:r>
